--- a/Knowledge/3-Work knowledge/1-Software Engineering/2-General Technologies/9-Databases/5-My Source/1-Intro to Databases/6-ACID Compliance.docx
+++ b/Knowledge/3-Work knowledge/1-Software Engineering/2-General Technologies/9-Databases/5-My Source/1-Intro to Databases/6-ACID Compliance.docx
@@ -9,6 +9,9 @@
       <w:bookmarkStart w:id="0" w:name="_ou2jxr1m2zxc" w:colFirst="0" w:colLast="0"/>
       <w:bookmarkEnd w:id="0"/>
       <w:r>
+        <w:rPr>
+          <w:rFonts w:ascii="Arial" w:hAnsi="Arial" w:eastAsia="Arial"/>
+        </w:rPr>
         <w:t>ACID Compliance</w:t>
       </w:r>
     </w:p>
@@ -22,6 +25,9 @@
       <w:bookmarkStart w:id="1" w:name="_gqst24x37qsh" w:colFirst="0" w:colLast="0"/>
       <w:bookmarkEnd w:id="1"/>
       <w:r>
+        <w:rPr>
+          <w:rFonts w:ascii="Arial" w:hAnsi="Arial" w:eastAsia="Arial"/>
+        </w:rPr>
         <w:t>💾 What is ACID Compliance in Databases?</w:t>
       </w:r>
     </w:p>
@@ -31,6 +37,7 @@
       </w:pPr>
       <w:r>
         <w:rPr>
+          <w:rFonts w:ascii="Arial" w:hAnsi="Arial" w:eastAsia="Arial"/>
           <w:b/>
           <w:color w:val="000000"/>
           <w:sz w:val="18"/>
@@ -40,6 +47,7 @@
       </w:r>
       <w:r>
         <w:rPr>
+          <w:rFonts w:ascii="Arial" w:hAnsi="Arial" w:eastAsia="Arial"/>
           <w:color w:val="000000"/>
           <w:sz w:val="18"/>
           <w:highlight w:val="lightGray"/>
@@ -48,6 +56,7 @@
       </w:r>
       <w:r>
         <w:rPr>
+          <w:rFonts w:ascii="Arial" w:hAnsi="Arial" w:eastAsia="Arial"/>
           <w:b/>
           <w:color w:val="000000"/>
           <w:sz w:val="18"/>
@@ -57,6 +66,7 @@
       </w:r>
       <w:r>
         <w:rPr>
+          <w:rFonts w:ascii="Arial" w:hAnsi="Arial" w:eastAsia="Arial"/>
           <w:color w:val="000000"/>
           <w:sz w:val="18"/>
           <w:highlight w:val="lightGray"/>
@@ -65,6 +75,7 @@
       </w:r>
       <w:r>
         <w:rPr>
+          <w:rFonts w:ascii="Arial" w:hAnsi="Arial" w:eastAsia="Arial"/>
           <w:b/>
           <w:color w:val="000000"/>
           <w:sz w:val="18"/>
@@ -74,6 +85,7 @@
       </w:r>
       <w:r>
         <w:rPr>
+          <w:rFonts w:ascii="Arial" w:hAnsi="Arial" w:eastAsia="Arial"/>
           <w:color w:val="000000"/>
           <w:sz w:val="18"/>
           <w:highlight w:val="lightGray"/>
@@ -148,6 +160,9 @@
       <w:bookmarkStart w:id="2" w:name="_fzh4qosn0ni" w:colFirst="0" w:colLast="0"/>
       <w:bookmarkEnd w:id="2"/>
       <w:r>
+        <w:rPr>
+          <w:rFonts w:ascii="Arial" w:hAnsi="Arial" w:eastAsia="Arial"/>
+        </w:rPr>
         <w:t>🔍 ACID Stands For:</w:t>
       </w:r>
     </w:p>
@@ -164,6 +179,7 @@
       </w:pPr>
       <w:r>
         <w:rPr>
+          <w:rFonts w:ascii="Arial" w:hAnsi="Arial" w:eastAsia="Arial"/>
           <w:b/>
           <w:color w:val="000000"/>
           <w:sz w:val="18"/>
@@ -173,6 +189,7 @@
       </w:r>
       <w:r>
         <w:rPr>
+          <w:rFonts w:ascii="Arial" w:hAnsi="Arial" w:eastAsia="Arial"/>
           <w:color w:val="000000"/>
           <w:sz w:val="18"/>
           <w:highlight w:val="lightGray"/>
@@ -181,6 +198,7 @@
       </w:r>
       <w:r>
         <w:rPr>
+          <w:rFonts w:ascii="Arial" w:hAnsi="Arial" w:eastAsia="Arial"/>
           <w:b/>
           <w:color w:val="000000"/>
           <w:sz w:val="18"/>
@@ -190,6 +208,7 @@
       </w:r>
       <w:r>
         <w:rPr>
+          <w:rFonts w:ascii="Arial" w:hAnsi="Arial" w:eastAsia="Arial"/>
           <w:color w:val="000000"/>
           <w:sz w:val="18"/>
           <w:highlight w:val="lightGray"/>
@@ -198,6 +217,7 @@
       </w:r>
       <w:r>
         <w:rPr>
+          <w:rFonts w:ascii="Arial" w:hAnsi="Arial" w:eastAsia="Arial"/>
           <w:b/>
           <w:color w:val="000000"/>
           <w:sz w:val="18"/>
@@ -207,6 +227,7 @@
       </w:r>
       <w:r>
         <w:rPr>
+          <w:rFonts w:ascii="Arial" w:hAnsi="Arial" w:eastAsia="Arial"/>
           <w:color w:val="000000"/>
           <w:sz w:val="18"/>
           <w:highlight w:val="lightGray"/>
@@ -217,6 +238,7 @@
     <w:p>
       <w:r>
         <w:rPr>
+          <w:rFonts w:ascii="Arial" w:hAnsi="Arial" w:eastAsia="Arial"/>
           <w:noProof/>
         </w:rPr>
         <w:drawing>
@@ -301,7 +323,7 @@
             </w:pPr>
             <w:r>
               <w:rPr>
-                <w:rFonts w:ascii="Roboto Mono" w:eastAsia="Roboto Mono" w:hAnsi="Roboto Mono"/>
+                <w:rFonts w:ascii="Arial" w:eastAsia="Arial" w:hAnsi="Arial"/>
                 <w:b/>
                 <w:bCs/>
               </w:rPr>
@@ -331,7 +353,7 @@
             </w:pPr>
             <w:r>
               <w:rPr>
-                <w:rFonts w:ascii="Roboto Mono" w:eastAsia="Roboto Mono" w:hAnsi="Roboto Mono"/>
+                <w:rFonts w:ascii="Arial" w:eastAsia="Arial" w:hAnsi="Arial"/>
                 <w:b/>
                 <w:bCs/>
               </w:rPr>
@@ -361,7 +383,7 @@
             </w:pPr>
             <w:r>
               <w:rPr>
-                <w:rFonts w:ascii="Roboto Mono" w:eastAsia="Roboto Mono" w:hAnsi="Roboto Mono"/>
+                <w:rFonts w:ascii="Arial" w:eastAsia="Arial" w:hAnsi="Arial"/>
                 <w:b/>
                 <w:bCs/>
               </w:rPr>
@@ -393,7 +415,7 @@
           <w:p>
             <w:r>
               <w:rPr>
-                <w:rFonts w:ascii="Roboto Mono" w:eastAsia="Roboto Mono" w:hAnsi="Roboto Mono"/>
+                <w:rFonts w:ascii="Arial" w:eastAsia="Arial" w:hAnsi="Arial"/>
                 <w:b/>
                 <w:bCs/>
               </w:rPr>
@@ -420,7 +442,7 @@
           <w:p>
             <w:r>
               <w:rPr>
-                <w:rFonts w:ascii="Roboto Mono" w:eastAsia="Roboto Mono" w:hAnsi="Roboto Mono"/>
+                <w:rFonts w:ascii="Arial" w:eastAsia="Arial" w:hAnsi="Arial"/>
               </w:rPr>
               <w:t>Atomicity</w:t>
             </w:r>
@@ -445,13 +467,13 @@
           <w:p>
             <w:r>
               <w:rPr>
-                <w:rFonts w:ascii="Roboto Mono" w:eastAsia="Roboto Mono" w:hAnsi="Roboto Mono"/>
+                <w:rFonts w:ascii="Arial" w:eastAsia="Arial" w:hAnsi="Arial"/>
               </w:rPr>
               <w:t xml:space="preserve">All operations in a transaction </w:t>
             </w:r>
             <w:r>
               <w:rPr>
-                <w:rFonts w:ascii="Roboto Mono" w:eastAsia="Roboto Mono" w:hAnsi="Roboto Mono"/>
+                <w:rFonts w:ascii="Arial" w:eastAsia="Arial" w:hAnsi="Arial"/>
                 <w:b/>
                 <w:bCs/>
               </w:rPr>
@@ -459,7 +481,7 @@
             </w:r>
             <w:r>
               <w:rPr>
-                <w:rFonts w:ascii="Roboto Mono" w:eastAsia="Roboto Mono" w:hAnsi="Roboto Mono"/>
+                <w:rFonts w:ascii="Arial" w:eastAsia="Arial" w:hAnsi="Arial"/>
               </w:rPr>
               <w:t>. It's all-or-nothing.</w:t>
             </w:r>
@@ -489,7 +511,7 @@
           <w:p>
             <w:r>
               <w:rPr>
-                <w:rFonts w:ascii="Roboto Mono" w:eastAsia="Roboto Mono" w:hAnsi="Roboto Mono"/>
+                <w:rFonts w:ascii="Arial" w:eastAsia="Arial" w:hAnsi="Arial"/>
                 <w:b/>
                 <w:bCs/>
               </w:rPr>
@@ -516,7 +538,7 @@
           <w:p>
             <w:r>
               <w:rPr>
-                <w:rFonts w:ascii="Roboto Mono" w:eastAsia="Roboto Mono" w:hAnsi="Roboto Mono"/>
+                <w:rFonts w:ascii="Arial" w:eastAsia="Arial" w:hAnsi="Arial"/>
               </w:rPr>
               <w:t>Consistency</w:t>
             </w:r>
@@ -541,13 +563,13 @@
           <w:p>
             <w:r>
               <w:rPr>
-                <w:rFonts w:ascii="Roboto Mono" w:eastAsia="Roboto Mono" w:hAnsi="Roboto Mono"/>
+                <w:rFonts w:ascii="Arial" w:eastAsia="Arial" w:hAnsi="Arial"/>
               </w:rPr>
               <w:t xml:space="preserve">Data remains </w:t>
             </w:r>
             <w:r>
               <w:rPr>
-                <w:rFonts w:ascii="Roboto Mono" w:eastAsia="Roboto Mono" w:hAnsi="Roboto Mono"/>
+                <w:rFonts w:ascii="Arial" w:eastAsia="Arial" w:hAnsi="Arial"/>
                 <w:b/>
                 <w:bCs/>
               </w:rPr>
@@ -555,7 +577,7 @@
             </w:r>
             <w:r>
               <w:rPr>
-                <w:rFonts w:ascii="Roboto Mono" w:eastAsia="Roboto Mono" w:hAnsi="Roboto Mono"/>
+                <w:rFonts w:ascii="Arial" w:eastAsia="Arial" w:hAnsi="Arial"/>
               </w:rPr>
               <w:t xml:space="preserve"> before and after a transaction.</w:t>
             </w:r>
@@ -585,7 +607,7 @@
           <w:p>
             <w:r>
               <w:rPr>
-                <w:rFonts w:ascii="Roboto Mono" w:eastAsia="Roboto Mono" w:hAnsi="Roboto Mono"/>
+                <w:rFonts w:ascii="Arial" w:eastAsia="Arial" w:hAnsi="Arial"/>
                 <w:b/>
                 <w:bCs/>
               </w:rPr>
@@ -612,7 +634,7 @@
           <w:p>
             <w:r>
               <w:rPr>
-                <w:rFonts w:ascii="Roboto Mono" w:eastAsia="Roboto Mono" w:hAnsi="Roboto Mono"/>
+                <w:rFonts w:ascii="Arial" w:eastAsia="Arial" w:hAnsi="Arial"/>
               </w:rPr>
               <w:t>Isolation</w:t>
             </w:r>
@@ -637,13 +659,13 @@
           <w:p>
             <w:r>
               <w:rPr>
-                <w:rFonts w:ascii="Roboto Mono" w:eastAsia="Roboto Mono" w:hAnsi="Roboto Mono"/>
+                <w:rFonts w:ascii="Arial" w:eastAsia="Arial" w:hAnsi="Arial"/>
               </w:rPr>
               <w:t xml:space="preserve">Transactions </w:t>
             </w:r>
             <w:r>
               <w:rPr>
-                <w:rFonts w:ascii="Roboto Mono" w:eastAsia="Roboto Mono" w:hAnsi="Roboto Mono"/>
+                <w:rFonts w:ascii="Arial" w:eastAsia="Arial" w:hAnsi="Arial"/>
                 <w:b/>
                 <w:bCs/>
               </w:rPr>
@@ -651,7 +673,7 @@
             </w:r>
             <w:r>
               <w:rPr>
-                <w:rFonts w:ascii="Roboto Mono" w:eastAsia="Roboto Mono" w:hAnsi="Roboto Mono"/>
+                <w:rFonts w:ascii="Arial" w:eastAsia="Arial" w:hAnsi="Arial"/>
               </w:rPr>
               <w:t xml:space="preserve"> with each other. Results are as if they ran one-by-one.</w:t>
             </w:r>
@@ -681,7 +703,7 @@
           <w:p>
             <w:r>
               <w:rPr>
-                <w:rFonts w:ascii="Roboto Mono" w:eastAsia="Roboto Mono" w:hAnsi="Roboto Mono"/>
+                <w:rFonts w:ascii="Arial" w:eastAsia="Arial" w:hAnsi="Arial"/>
                 <w:b/>
                 <w:bCs/>
               </w:rPr>
@@ -708,7 +730,7 @@
           <w:p>
             <w:r>
               <w:rPr>
-                <w:rFonts w:ascii="Roboto Mono" w:eastAsia="Roboto Mono" w:hAnsi="Roboto Mono"/>
+                <w:rFonts w:ascii="Arial" w:eastAsia="Arial" w:hAnsi="Arial"/>
               </w:rPr>
               <w:t>Durability</w:t>
             </w:r>
@@ -733,13 +755,13 @@
           <w:p>
             <w:r>
               <w:rPr>
-                <w:rFonts w:ascii="Roboto Mono" w:eastAsia="Roboto Mono" w:hAnsi="Roboto Mono"/>
+                <w:rFonts w:ascii="Arial" w:eastAsia="Arial" w:hAnsi="Arial"/>
               </w:rPr>
               <w:t xml:space="preserve">Once committed, the data is </w:t>
             </w:r>
             <w:r>
               <w:rPr>
-                <w:rFonts w:ascii="Roboto Mono" w:eastAsia="Roboto Mono" w:hAnsi="Roboto Mono"/>
+                <w:rFonts w:ascii="Arial" w:eastAsia="Arial" w:hAnsi="Arial"/>
                 <w:b/>
                 <w:bCs/>
               </w:rPr>
@@ -747,7 +769,7 @@
             </w:r>
             <w:r>
               <w:rPr>
-                <w:rFonts w:ascii="Roboto Mono" w:eastAsia="Roboto Mono" w:hAnsi="Roboto Mono"/>
+                <w:rFonts w:ascii="Arial" w:eastAsia="Arial" w:hAnsi="Arial"/>
               </w:rPr>
               <w:t>, even if power fails.</w:t>
             </w:r>
@@ -775,6 +797,9 @@
       <w:bookmarkStart w:id="3" w:name="_z4yylfxv9wig" w:colFirst="0" w:colLast="0"/>
       <w:bookmarkEnd w:id="3"/>
       <w:r>
+        <w:rPr>
+          <w:rFonts w:ascii="Arial" w:hAnsi="Arial" w:eastAsia="Arial"/>
+        </w:rPr>
         <w:t>📦 Real-World Example:</w:t>
       </w:r>
     </w:p>
@@ -784,6 +809,7 @@
       </w:pPr>
       <w:r>
         <w:rPr>
+          <w:rFonts w:ascii="Arial" w:hAnsi="Arial" w:eastAsia="Arial"/>
           <w:b/>
           <w:color w:val="000000"/>
           <w:sz w:val="18"/>
@@ -793,6 +819,7 @@
       </w:r>
       <w:r>
         <w:rPr>
+          <w:rFonts w:ascii="Arial" w:hAnsi="Arial" w:eastAsia="Arial"/>
           <w:color w:val="000000"/>
           <w:sz w:val="18"/>
           <w:highlight w:val="lightGray"/>
@@ -801,6 +828,7 @@
       </w:r>
       <w:r>
         <w:rPr>
+          <w:rFonts w:ascii="Arial" w:hAnsi="Arial" w:eastAsia="Arial"/>
           <w:b/>
           <w:color w:val="000000"/>
           <w:sz w:val="18"/>
@@ -810,6 +838,7 @@
       </w:r>
       <w:r>
         <w:rPr>
+          <w:rFonts w:ascii="Arial" w:hAnsi="Arial" w:eastAsia="Arial"/>
           <w:color w:val="000000"/>
           <w:sz w:val="18"/>
           <w:highlight w:val="lightGray"/>
@@ -818,6 +847,7 @@
       </w:r>
       <w:r>
         <w:rPr>
+          <w:rFonts w:ascii="Arial" w:hAnsi="Arial" w:eastAsia="Arial"/>
           <w:b/>
           <w:color w:val="000000"/>
           <w:sz w:val="18"/>
@@ -827,6 +857,7 @@
       </w:r>
       <w:r>
         <w:rPr>
+          <w:rFonts w:ascii="Arial" w:hAnsi="Arial" w:eastAsia="Arial"/>
           <w:color w:val="000000"/>
           <w:sz w:val="18"/>
           <w:highlight w:val="lightGray"/>
@@ -1011,7 +1042,7 @@
       <w:bookmarkEnd w:id="4"/>
       <w:r>
         <w:rPr>
-          <w:rFonts w:ascii="Arial Unicode MS" w:eastAsia="Arial Unicode MS" w:hAnsi="Arial Unicode MS" w:cs="Arial Unicode MS"/>
+          <w:rFonts w:ascii="Arial" w:eastAsia="Arial" w:hAnsi="Arial" w:cs="Arial Unicode MS"/>
         </w:rPr>
         <w:t>✅ Databases That Follow ACID:</w:t>
       </w:r>
@@ -1022,6 +1053,7 @@
       </w:pPr>
       <w:r>
         <w:rPr>
+          <w:rFonts w:ascii="Arial" w:hAnsi="Arial" w:eastAsia="Arial"/>
           <w:b/>
           <w:color w:val="000000"/>
           <w:sz w:val="18"/>
@@ -1031,6 +1063,7 @@
       </w:r>
       <w:r>
         <w:rPr>
+          <w:rFonts w:ascii="Arial" w:hAnsi="Arial" w:eastAsia="Arial"/>
           <w:color w:val="000000"/>
           <w:sz w:val="18"/>
           <w:highlight w:val="lightGray"/>
@@ -1039,6 +1072,7 @@
       </w:r>
       <w:r>
         <w:rPr>
+          <w:rFonts w:ascii="Arial" w:hAnsi="Arial" w:eastAsia="Arial"/>
           <w:b/>
           <w:color w:val="000000"/>
           <w:sz w:val="18"/>
@@ -1048,6 +1082,7 @@
       </w:r>
       <w:r>
         <w:rPr>
+          <w:rFonts w:ascii="Arial" w:hAnsi="Arial" w:eastAsia="Arial"/>
           <w:color w:val="000000"/>
           <w:sz w:val="18"/>
           <w:highlight w:val="lightGray"/>
@@ -1056,6 +1091,7 @@
       </w:r>
       <w:r>
         <w:rPr>
+          <w:rFonts w:ascii="Arial" w:hAnsi="Arial" w:eastAsia="Arial"/>
           <w:b/>
           <w:color w:val="000000"/>
           <w:sz w:val="18"/>
@@ -1065,6 +1101,7 @@
       </w:r>
       <w:r>
         <w:rPr>
+          <w:rFonts w:ascii="Arial" w:hAnsi="Arial" w:eastAsia="Arial"/>
           <w:color w:val="000000"/>
           <w:sz w:val="18"/>
           <w:highlight w:val="lightGray"/>

--- a/Knowledge/3-Work knowledge/1-Software Engineering/2-General Technologies/9-Databases/5-My Source/1-Intro to Databases/6-ACID Compliance.docx
+++ b/Knowledge/3-Work knowledge/1-Software Engineering/2-General Technologies/9-Databases/5-My Source/1-Intro to Databases/6-ACID Compliance.docx
@@ -10,7 +10,7 @@
       <w:bookmarkEnd w:id="0"/>
       <w:r>
         <w:rPr>
-          <w:rFonts w:ascii="Arial" w:hAnsi="Arial" w:eastAsia="Arial"/>
+          <w:rFonts w:ascii="Calibri Light" w:hAnsi="Calibri Light" w:eastAsia="Calibri Light"/>
         </w:rPr>
         <w:t>ACID Compliance</w:t>
       </w:r>
@@ -26,7 +26,7 @@
       <w:bookmarkEnd w:id="1"/>
       <w:r>
         <w:rPr>
-          <w:rFonts w:ascii="Arial" w:hAnsi="Arial" w:eastAsia="Arial"/>
+          <w:rFonts w:ascii="Calibri Light" w:hAnsi="Calibri Light" w:eastAsia="Calibri Light"/>
         </w:rPr>
         <w:t>💾 What is ACID Compliance in Databases?</w:t>
       </w:r>
@@ -161,7 +161,7 @@
       <w:bookmarkEnd w:id="2"/>
       <w:r>
         <w:rPr>
-          <w:rFonts w:ascii="Arial" w:hAnsi="Arial" w:eastAsia="Arial"/>
+          <w:rFonts w:ascii="Calibri Light" w:hAnsi="Calibri Light" w:eastAsia="Calibri Light"/>
         </w:rPr>
         <w:t>🔍 ACID Stands For:</w:t>
       </w:r>
@@ -798,7 +798,7 @@
       <w:bookmarkEnd w:id="3"/>
       <w:r>
         <w:rPr>
-          <w:rFonts w:ascii="Arial" w:hAnsi="Arial" w:eastAsia="Arial"/>
+          <w:rFonts w:ascii="Calibri Light" w:hAnsi="Calibri Light" w:eastAsia="Calibri Light"/>
         </w:rPr>
         <w:t>📦 Real-World Example:</w:t>
       </w:r>
@@ -1042,7 +1042,7 @@
       <w:bookmarkEnd w:id="4"/>
       <w:r>
         <w:rPr>
-          <w:rFonts w:ascii="Arial" w:eastAsia="Arial" w:hAnsi="Arial" w:cs="Arial Unicode MS"/>
+          <w:rFonts w:ascii="Calibri Light" w:eastAsia="Calibri Light" w:hAnsi="Calibri Light" w:cs="Arial Unicode MS"/>
         </w:rPr>
         <w:t>✅ Databases That Follow ACID:</w:t>
       </w:r>
